--- a/informes-growth/monolithic-power-2026-10-14/Monolithic Power - growth - 2026-10-14.docx
+++ b/informes-growth/monolithic-power-2026-10-14/Monolithic Power - growth - 2026-10-14.docx
@@ -4619,7 +4619,7 @@
         <w:t xml:space="preserve">lleno, ~20 %</w:t>
       </w:r>
       <w:r>
-        <w:t xml:space="preserve">: Nu, argenx, Shopify, Axon y Snowflake; liquidez de ≈27 EUR):</w:t>
+        <w:t xml:space="preserve">: Nu, argenx, Shopify, Axon y Snowflake; liquidez libre casi nula):</w:t>
       </w:r>
       <w:r>
         <w:t xml:space="preserve"> </w:t>

--- a/informes-growth/monolithic-power-2026-10-14/Monolithic Power - growth - 2026-10-14.docx
+++ b/informes-growth/monolithic-power-2026-10-14/Monolithic Power - growth - 2026-10-14.docx
@@ -20,19 +20,31 @@
           <w:bCs/>
           <w:b/>
         </w:rPr>
-        <w:t xml:space="preserve">Señal (método v9, vigente): Vender / no comprar</w:t>
-      </w:r>
-      <w:r>
-        <w:t xml:space="preserve"> </w:t>
-      </w:r>
-      <w:r>
-        <w:t xml:space="preserve">· Puntuación 70,7/100 · Señales de cambio de tendencia 4/8 · EV/beneficio bruto NTM 23,7x · Sin euforia (+34,4 % en 12 meses)</w:t>
-      </w:r>
-      <w:r>
-        <w:t xml:space="preserve"> </w:t>
-      </w:r>
-      <w:r>
-        <w:t xml:space="preserve">Precio 1.319,55 USD (cierre del 13-oct) · Objetivo 12 m 1.060,5 USD (ponderada −19,0 %, base −16,9 %, bajista −60,1 %, alcista +17,7 %) · Compra hasta 1.015,8 USD</w:t>
+        <w:t xml:space="preserve">Señal (método vigente v11): Vender</w:t>
+      </w:r>
+      <w:r>
+        <w:t xml:space="preserve"> </w:t>
+      </w:r>
+      <w:r>
+        <w:t xml:space="preserve">· Puntuación 70,7/100 · Señales de cambio de tendencia 4/8 · EV/EBITDA NTM 32,8 veces</w:t>
+      </w:r>
+      <w:r>
+        <w:t xml:space="preserve"> </w:t>
+      </w:r>
+      <w:r>
+        <w:t xml:space="preserve">Precio 1.319,55 USD (fecha del informe) · Objetivo 12 m 1.060,5 USD · Ponderada −19,0 % · Base −16,9 % · Bajista −60,1 % · Alcista +17,7 % · Compra hasta 1.015,8 USD</w:t>
+      </w:r>
+      <w:r>
+        <w:t xml:space="preserve"> </w:t>
+      </w:r>
+      <w:r>
+        <w:t xml:space="preserve">Peso orientativo: 0 % de la cartera · Por qué: ponderada ≤ -10 %</w:t>
+      </w:r>
+      <w:r>
+        <w:t xml:space="preserve"> </w:t>
+      </w:r>
+      <w:r>
+        <w:t xml:space="preserve">Cabecera rehecha con la v11 el 15-oct (auditoría de homogeneidad). Antes decía (método v9): Vender / no comprar. El texto de abajo puede citar cifras de esa versión anterior; mandan las de esta cabecera.</w:t>
       </w:r>
       <w:r>
         <w:t xml:space="preserve"> </w:t>
@@ -78,52 +90,6 @@
       </w:r>
       <w:r>
         <w:t xml:space="preserve">, base −12,9 %, bajista −58,2 %, alcista +23,4 %. Sigue en no comprar: está un 24 % por encima del «compra hasta».</w:t>
-      </w:r>
-      <w:r>
-        <w:t xml:space="preserve"> </w:t>
-      </w:r>
-      <w:r>
-        <w:t xml:space="preserve">Peso orientativo:</w:t>
-      </w:r>
-      <w:r>
-        <w:t xml:space="preserve"> </w:t>
-      </w:r>
-      <w:r>
-        <w:rPr>
-          <w:bCs/>
-          <w:b/>
-        </w:rPr>
-        <w:t xml:space="preserve">no entra</w:t>
-      </w:r>
-      <w:r>
-        <w:t xml:space="preserve">. Ni sustituye a ninguna growth ni entra en la lista de suplentes. Queda en observación por debajo de ~1.016 USD (sección 13).</w:t>
-      </w:r>
-    </w:p>
-    <w:p>
-      <w:pPr>
-        <w:pStyle w:val="BlockText"/>
-      </w:pPr>
-      <w:r>
-        <w:rPr>
-          <w:bCs/>
-          <w:b/>
-        </w:rPr>
-        <w:t xml:space="preserve">Calculado con el método v9</w:t>
-      </w:r>
-      <w:r>
-        <w:t xml:space="preserve"> </w:t>
-      </w:r>
-      <w:r>
-        <w:t xml:space="preserve">(</w:t>
-      </w:r>
-      <w:r>
-        <w:rPr>
-          <w:rStyle w:val="VerbatimChar"/>
-        </w:rPr>
-        <w:t xml:space="preserve">verticales/growth/metodo.md</w:t>
-      </w:r>
-      <w:r>
-        <w:t xml:space="preserve">) y con EV/EBITDA NTM, porque MPS gana dinero de forma estable desde hace más de una década. Su margen operativo GAAP es del 30 % y el no GAAP, del 37,5 %. La regla mecánica proyecta las ventas para los 12 meses a jun-2028: 5.719 M USD en el base, 4.412 M en el bajista y 6.289 M en el alcista. El múltiplo de hoy, 32,8x, se rebaja por desaceleración (×0,72): queda en 23,5x en el base, 14,1x en el bajista y 30,6x en el alcista. Nuestra proyección (4.800 / 5.950 / 6.800 M) es solo contraste. El margen EBITDA implícito que usa el motor es del 39,9 %, igual que el que estimamos para los próximos 12 meses.</w:t>
       </w:r>
     </w:p>
     <w:bookmarkStart w:id="20" w:name="la-tesis-en-cinco-líneas"/>
